--- a/docs/docx/SAP_Sales_360_Documentation_Handbook.docx
+++ b/docs/docx/SAP_Sales_360_Documentation_Handbook.docx
@@ -22445,7 +22445,7 @@
           <w:color w:val="29B5E8"/>
           <w:sz w:val="19"/>
         </w:rPr>
-        <w:t>dfreriks-snow/sap-bdc-sales-360</w:t>
+        <w:t>sfc-gh-dfreriks/sap-bdc-sales-360</w:t>
       </w:r>
       <w:r>
         <w:rPr>
@@ -22453,7 +22453,7 @@
           <w:color w:val="29B5E8"/>
           <w:sz w:val="20"/>
         </w:rPr>
-        <w:t xml:space="preserve"> (https://github.com/dfreriks-snow/sap-bdc-sales-360)</w:t>
+        <w:t xml:space="preserve"> (https://github.com/sfc-gh-dfreriks/sap-bdc-sales-360)</w:t>
       </w:r>
     </w:p>
     <w:tbl>
@@ -24744,7 +24744,7 @@
           <w:color w:val="29B5E8"/>
           <w:sz w:val="19"/>
         </w:rPr>
-        <w:t>dfreriks-snow/sap-bdc-finance-360</w:t>
+        <w:t>sfc-gh-dfreriks/sap-bdc-finance-360</w:t>
       </w:r>
       <w:r>
         <w:rPr>
@@ -24752,7 +24752,7 @@
           <w:color w:val="29B5E8"/>
           <w:sz w:val="20"/>
         </w:rPr>
-        <w:t xml:space="preserve"> (https://github.com/dfreriks-snow/sap-bdc-finance-360)</w:t>
+        <w:t xml:space="preserve"> (https://github.com/sfc-gh-dfreriks/sap-bdc-finance-360)</w:t>
       </w:r>
     </w:p>
     <w:p>

--- a/docs/docx/SAP_Sales_360_Documentation_Handbook.docx
+++ b/docs/docx/SAP_Sales_360_Documentation_Handbook.docx
@@ -8204,7 +8204,7 @@
                 <w:b w:val="0"/>
                 <w:sz w:val="17"/>
               </w:rPr>
-              <w:t>7</w:t>
+              <w:t>8</w:t>
             </w:r>
           </w:p>
         </w:tc>
@@ -8426,7 +8426,7 @@
                 <w:b w:val="0"/>
                 <w:sz w:val="17"/>
               </w:rPr>
-              <w:t>Dashboard</w:t>
+              <w:t>Ask Cortex</w:t>
             </w:r>
           </w:p>
         </w:tc>
@@ -8444,7 +8444,16 @@
                 <w:b w:val="0"/>
                 <w:sz w:val="17"/>
               </w:rPr>
-              <w:t>opportunity, sales order, sales rep</w:t>
+              <w:t xml:space="preserve">facts from the L2 tables of each page, sent to </w:t>
+            </w:r>
+            <w:r>
+              <w:rPr>
+                <w:rFonts w:ascii="Consolas" w:hAnsi="Consolas"/>
+                <w:b w:val="0"/>
+                <w:color w:val="1B5E8C"/>
+                <w:sz w:val="16"/>
+              </w:rPr>
+              <w:t>SNOWFLAKE.CORTEX.COMPLETE</w:t>
             </w:r>
           </w:p>
         </w:tc>
@@ -8487,7 +8496,7 @@
                 <w:b w:val="0"/>
                 <w:sz w:val="17"/>
               </w:rPr>
-              <w:t>Sales Funnel</w:t>
+              <w:t>Executive Dashboard (landing page)</w:t>
             </w:r>
           </w:p>
         </w:tc>
@@ -8506,7 +8515,7 @@
                 <w:b w:val="0"/>
                 <w:sz w:val="17"/>
               </w:rPr>
-              <w:t>opportunity</w:t>
+              <w:t>opportunity, sales order, sales rep</w:t>
             </w:r>
           </w:p>
         </w:tc>
@@ -8547,7 +8556,7 @@
                 <w:b w:val="0"/>
                 <w:sz w:val="17"/>
               </w:rPr>
-              <w:t>Customer Health</w:t>
+              <w:t>Sales Funnel</w:t>
             </w:r>
           </w:p>
         </w:tc>
@@ -8565,7 +8574,7 @@
                 <w:b w:val="0"/>
                 <w:sz w:val="17"/>
               </w:rPr>
-              <w:t>customer, sales order</w:t>
+              <w:t>opportunity</w:t>
             </w:r>
           </w:p>
         </w:tc>
@@ -8608,7 +8617,7 @@
                 <w:b w:val="0"/>
                 <w:sz w:val="17"/>
               </w:rPr>
-              <w:t>Products</w:t>
+              <w:t>Customer Health</w:t>
             </w:r>
           </w:p>
         </w:tc>
@@ -8627,7 +8636,7 @@
                 <w:b w:val="0"/>
                 <w:sz w:val="17"/>
               </w:rPr>
-              <w:t>product, order item</w:t>
+              <w:t>customer, sales order</w:t>
             </w:r>
           </w:p>
         </w:tc>
@@ -8668,7 +8677,7 @@
                 <w:b w:val="0"/>
                 <w:sz w:val="17"/>
               </w:rPr>
-              <w:t>Rep Leaderboard</w:t>
+              <w:t>Products</w:t>
             </w:r>
           </w:p>
         </w:tc>
@@ -8686,7 +8695,7 @@
                 <w:b w:val="0"/>
                 <w:sz w:val="17"/>
               </w:rPr>
-              <w:t>sales rep, opportunity</w:t>
+              <w:t>product, order item</w:t>
             </w:r>
           </w:p>
         </w:tc>
@@ -8729,7 +8738,7 @@
                 <w:b w:val="0"/>
                 <w:sz w:val="17"/>
               </w:rPr>
-              <w:t>Sales Forecast</w:t>
+              <w:t>Rep Leaderboard</w:t>
             </w:r>
           </w:p>
         </w:tc>
@@ -8748,7 +8757,7 @@
                 <w:b w:val="0"/>
                 <w:sz w:val="17"/>
               </w:rPr>
-              <w:t>forecast vs actual, three ML tables</w:t>
+              <w:t>sales rep, opportunity</w:t>
             </w:r>
           </w:p>
         </w:tc>
@@ -8789,7 +8798,7 @@
                 <w:b w:val="0"/>
                 <w:sz w:val="17"/>
               </w:rPr>
-              <w:t>Ask the Agent</w:t>
+              <w:t>Sales Forecast</w:t>
             </w:r>
           </w:p>
         </w:tc>
@@ -8807,7 +8816,69 @@
                 <w:b w:val="0"/>
                 <w:sz w:val="17"/>
               </w:rPr>
-              <w:t>Cortex Agent / Analyst stage model</w:t>
+              <w:t>forecast vs actual, three ML tables</w:t>
+            </w:r>
+          </w:p>
+        </w:tc>
+      </w:tr>
+      <w:tr>
+        <w:trPr>
+          <w:cantSplit/>
+        </w:trPr>
+        <w:tc>
+          <w:tcPr>
+            <w:tcW w:type="dxa" w:w="2880"/>
+            <w:shd w:val="clear" w:fill="EEF4F8"/>
+          </w:tcPr>
+          <w:p>
+            <w:pPr>
+              <w:spacing w:after="20"/>
+            </w:pPr>
+            <w:r/>
+            <w:r>
+              <w:rPr>
+                <w:b w:val="0"/>
+                <w:sz w:val="17"/>
+              </w:rPr>
+              <w:t>8</w:t>
+            </w:r>
+          </w:p>
+        </w:tc>
+        <w:tc>
+          <w:tcPr>
+            <w:tcW w:type="dxa" w:w="3528"/>
+            <w:shd w:val="clear" w:fill="EEF4F8"/>
+          </w:tcPr>
+          <w:p>
+            <w:pPr>
+              <w:spacing w:after="20"/>
+            </w:pPr>
+            <w:r/>
+            <w:r>
+              <w:rPr>
+                <w:b w:val="0"/>
+                <w:sz w:val="17"/>
+              </w:rPr>
+              <w:t>BDC Sources &amp; Lineage</w:t>
+            </w:r>
+          </w:p>
+        </w:tc>
+        <w:tc>
+          <w:tcPr>
+            <w:tcW w:type="dxa" w:w="3528"/>
+            <w:shd w:val="clear" w:fill="EEF4F8"/>
+          </w:tcPr>
+          <w:p>
+            <w:pPr>
+              <w:spacing w:after="20"/>
+            </w:pPr>
+            <w:r/>
+            <w:r>
+              <w:rPr>
+                <w:b w:val="0"/>
+                <w:sz w:val="17"/>
+              </w:rPr>
+              <w:t>static lineage of the BDC data products</w:t>
             </w:r>
           </w:p>
         </w:tc>
@@ -8828,7 +8899,43 @@
           <w:i w:val="0"/>
           <w:sz w:val="20"/>
         </w:rPr>
-        <w:t>Pages 1–5 are conventional dashboards over L2. Page 6 is the forecast surface whose horizon caveat is above. Page 7 is the natural-language surface, and it is bound to the stage model rather than to the semantic view.</w:t>
+        <w:t xml:space="preserve">The app opens on page 2 (Executive Dashboard). Page 1 (Ask Cortex) also appears as an "Ask Cortex about &lt;page&gt;" panel on the data pages; its queries live in </w:t>
+      </w:r>
+      <w:r>
+        <w:rPr>
+          <w:rFonts w:ascii="Consolas" w:hAnsi="Consolas"/>
+          <w:b w:val="0"/>
+          <w:i w:val="0"/>
+          <w:color w:val="1B5E8C"/>
+          <w:sz w:val="19"/>
+        </w:rPr>
+        <w:t>server/src/routes/askCortex.ts</w:t>
+      </w:r>
+      <w:r>
+        <w:rPr>
+          <w:b w:val="0"/>
+          <w:i w:val="0"/>
+          <w:sz w:val="20"/>
+        </w:rPr>
+        <w:t xml:space="preserve">. Pages 2–6 are conventional dashboards over L2. Page 7 is the forecast surface whose horizon caveat is above. The app no longer has a separate Ask the Agent page: natural-language questions to </w:t>
+      </w:r>
+      <w:r>
+        <w:rPr>
+          <w:rFonts w:ascii="Consolas" w:hAnsi="Consolas"/>
+          <w:b w:val="0"/>
+          <w:i w:val="0"/>
+          <w:color w:val="1B5E8C"/>
+          <w:sz w:val="19"/>
+        </w:rPr>
+        <w:t>SAP_SALES_360_AGENT</w:t>
+      </w:r>
+      <w:r>
+        <w:rPr>
+          <w:b w:val="0"/>
+          <w:i w:val="0"/>
+          <w:sz w:val="20"/>
+        </w:rPr>
+        <w:t xml:space="preserve"> are asked in Snowflake Intelligence, where the agent is bound to the stage model rather than to the semantic view.</w:t>
       </w:r>
     </w:p>
     <w:p>
@@ -15246,7 +15353,7 @@
                 <w:b w:val="0"/>
                 <w:sz w:val="17"/>
               </w:rPr>
-              <w:t>An answer from the agent or the app's Ask the Agent page is wrong</w:t>
+              <w:t>An answer from the agent is wrong</w:t>
             </w:r>
           </w:p>
         </w:tc>
@@ -21430,21 +21537,7 @@
           <w:b w:val="0"/>
           <w:sz w:val="20"/>
         </w:rPr>
-        <w:t xml:space="preserve">Every question asked through the agent, and through the application's </w:t>
-      </w:r>
-      <w:r>
-        <w:rPr>
-          <w:b/>
-          <w:sz w:val="20"/>
-        </w:rPr>
-        <w:t>Ask the Agent</w:t>
-      </w:r>
-      <w:r>
-        <w:rPr>
-          <w:b w:val="0"/>
-          <w:sz w:val="20"/>
-        </w:rPr>
-        <w:t xml:space="preserve"> page, is answered against the </w:t>
+        <w:t xml:space="preserve">Every question asked through the agent (in Snowflake Intelligence; the app no longer has an Ask the Agent page) is answered against the </w:t>
       </w:r>
       <w:r>
         <w:rPr>
@@ -21666,7 +21759,7 @@
                 <w:b w:val="0"/>
                 <w:sz w:val="17"/>
               </w:rPr>
-              <w:t>Agent answer wrong; Ask the Agent page wrong</w:t>
+              <w:t>Agent answer wrong</w:t>
             </w:r>
           </w:p>
         </w:tc>
@@ -27667,21 +27760,7 @@
                 <w:b w:val="0"/>
                 <w:sz w:val="17"/>
               </w:rPr>
-              <w:t xml:space="preserve">, and the app's </w:t>
-            </w:r>
-            <w:r>
-              <w:rPr>
-                <w:b/>
-                <w:sz w:val="17"/>
-              </w:rPr>
-              <w:t>Ask the Agent</w:t>
-            </w:r>
-            <w:r>
-              <w:rPr>
-                <w:b w:val="0"/>
-                <w:sz w:val="17"/>
-              </w:rPr>
-              <w:t xml:space="preserve"> page</w:t>
+              <w:t xml:space="preserve"> (Snowflake Intelligence)</w:t>
             </w:r>
           </w:p>
         </w:tc>
@@ -31228,7 +31307,7 @@
           <w:color w:val="29B5E8"/>
           <w:sz w:val="20"/>
         </w:rPr>
-        <w:t>The Ask the Agent page</w:t>
+        <w:t>Asking the agent</w:t>
       </w:r>
     </w:p>
     <w:p>
@@ -31241,7 +31320,25 @@
           <w:i w:val="0"/>
           <w:sz w:val="20"/>
         </w:rPr>
-        <w:t>Page 7 of the application. It is the natural-language surface, and it inherits everything above: 10 tables, 64 dimensions, 0 measures, 0 verified queries, and no forecast table.</w:t>
+        <w:t xml:space="preserve">The app no longer has an Ask the Agent page; its Ask Cortex page (first in the menu, above the Executive Dashboard) covers in-app analysis. Free-form questions go to </w:t>
+      </w:r>
+      <w:r>
+        <w:rPr>
+          <w:rFonts w:ascii="Consolas" w:hAnsi="Consolas"/>
+          <w:b w:val="0"/>
+          <w:i w:val="0"/>
+          <w:color w:val="1B5E8C"/>
+          <w:sz w:val="19"/>
+        </w:rPr>
+        <w:t>SAP_SALES_360_AGENT</w:t>
+      </w:r>
+      <w:r>
+        <w:rPr>
+          <w:b w:val="0"/>
+          <w:i w:val="0"/>
+          <w:sz w:val="20"/>
+        </w:rPr>
+        <w:t xml:space="preserve"> in Snowflake Intelligence, which inherits everything above: 10 tables, 64 dimensions, 0 measures, 0 verified queries, and no forecast table.</w:t>
       </w:r>
     </w:p>
     <w:p>
@@ -31405,7 +31502,7 @@
           <w:b w:val="0"/>
           <w:sz w:val="20"/>
         </w:rPr>
-        <w:t xml:space="preserve"> orchestration, reachable from the application.</w:t>
+        <w:t xml:space="preserve"> orchestration, reachable from Snowflake Intelligence.</w:t>
       </w:r>
     </w:p>
     <w:p>
@@ -32277,7 +32374,7 @@
                 <w:b w:val="0"/>
                 <w:sz w:val="17"/>
               </w:rPr>
-              <w:t>the Cortex Agent, and the app's Ask the Agent page</w:t>
+              <w:t>the Cortex Agent</w:t>
             </w:r>
           </w:p>
         </w:tc>
@@ -33223,7 +33320,7 @@
                 <w:b w:val="0"/>
                 <w:sz w:val="17"/>
               </w:rPr>
-              <w:t>Ask the Agent page wrong</w:t>
+              <w:t>Agent cannot find a table</w:t>
             </w:r>
           </w:p>
         </w:tc>
@@ -33243,6 +33340,13 @@
                 <w:sz w:val="17"/>
               </w:rPr>
               <w:t>stage YAML</w:t>
+            </w:r>
+            <w:r>
+              <w:rPr>
+                <w:b w:val="0"/>
+                <w:sz w:val="17"/>
+              </w:rPr>
+              <w:t xml:space="preserve"> — add it</w:t>
             </w:r>
           </w:p>
         </w:tc>
@@ -33284,7 +33388,23 @@
                 <w:b w:val="0"/>
                 <w:sz w:val="17"/>
               </w:rPr>
-              <w:t>Agent cannot find a table</w:t>
+              <w:t xml:space="preserve">A metric definition is wrong in </w:t>
+            </w:r>
+            <w:r>
+              <w:rPr>
+                <w:rFonts w:ascii="Consolas" w:hAnsi="Consolas"/>
+                <w:b w:val="0"/>
+                <w:color w:val="1B5E8C"/>
+                <w:sz w:val="16"/>
+              </w:rPr>
+              <w:t>SEMANTIC_VIEW(...)</w:t>
+            </w:r>
+            <w:r>
+              <w:rPr>
+                <w:b w:val="0"/>
+                <w:sz w:val="17"/>
+              </w:rPr>
+              <w:t xml:space="preserve"> output</w:t>
             </w:r>
           </w:p>
         </w:tc>
@@ -33302,14 +33422,7 @@
                 <w:b/>
                 <w:sz w:val="17"/>
               </w:rPr>
-              <w:t>stage YAML</w:t>
-            </w:r>
-            <w:r>
-              <w:rPr>
-                <w:b w:val="0"/>
-                <w:sz w:val="17"/>
-              </w:rPr>
-              <w:t xml:space="preserve"> — add it</w:t>
+              <w:t>semantic view</w:t>
             </w:r>
           </w:p>
         </w:tc>
@@ -33327,7 +33440,7 @@
                 <w:b w:val="0"/>
                 <w:sz w:val="17"/>
               </w:rPr>
-              <w:t>none</w:t>
+              <w:t>none on the SQL path</w:t>
             </w:r>
           </w:p>
         </w:tc>
@@ -33351,7 +33464,7 @@
                 <w:b w:val="0"/>
                 <w:sz w:val="17"/>
               </w:rPr>
-              <w:t xml:space="preserve">A metric definition is wrong in </w:t>
+              <w:t xml:space="preserve">A join is wrong in </w:t>
             </w:r>
             <w:r>
               <w:rPr>
@@ -33388,94 +33501,19 @@
               </w:rPr>
               <w:t>semantic view</w:t>
             </w:r>
+            <w:r>
+              <w:rPr>
+                <w:b w:val="0"/>
+                <w:sz w:val="17"/>
+              </w:rPr>
+              <w:t xml:space="preserve"> — 44 relationships live there</w:t>
+            </w:r>
           </w:p>
         </w:tc>
         <w:tc>
           <w:tcPr>
             <w:tcW w:type="dxa" w:w="3528"/>
             <w:shd w:val="clear" w:fill="EEF4F8"/>
-          </w:tcPr>
-          <w:p>
-            <w:pPr>
-              <w:spacing w:after="20"/>
-            </w:pPr>
-            <w:r/>
-            <w:r>
-              <w:rPr>
-                <w:b w:val="0"/>
-                <w:sz w:val="17"/>
-              </w:rPr>
-              <w:t>none on the SQL path</w:t>
-            </w:r>
-          </w:p>
-        </w:tc>
-      </w:tr>
-      <w:tr>
-        <w:trPr>
-          <w:cantSplit/>
-        </w:trPr>
-        <w:tc>
-          <w:tcPr>
-            <w:tcW w:type="dxa" w:w="2880"/>
-          </w:tcPr>
-          <w:p>
-            <w:pPr>
-              <w:spacing w:after="20"/>
-            </w:pPr>
-            <w:r/>
-            <w:r>
-              <w:rPr>
-                <w:b w:val="0"/>
-                <w:sz w:val="17"/>
-              </w:rPr>
-              <w:t xml:space="preserve">A join is wrong in </w:t>
-            </w:r>
-            <w:r>
-              <w:rPr>
-                <w:rFonts w:ascii="Consolas" w:hAnsi="Consolas"/>
-                <w:b w:val="0"/>
-                <w:color w:val="1B5E8C"/>
-                <w:sz w:val="16"/>
-              </w:rPr>
-              <w:t>SEMANTIC_VIEW(...)</w:t>
-            </w:r>
-            <w:r>
-              <w:rPr>
-                <w:b w:val="0"/>
-                <w:sz w:val="17"/>
-              </w:rPr>
-              <w:t xml:space="preserve"> output</w:t>
-            </w:r>
-          </w:p>
-        </w:tc>
-        <w:tc>
-          <w:tcPr>
-            <w:tcW w:type="dxa" w:w="3528"/>
-          </w:tcPr>
-          <w:p>
-            <w:pPr>
-              <w:spacing w:after="20"/>
-            </w:pPr>
-            <w:r/>
-            <w:r>
-              <w:rPr>
-                <w:b/>
-                <w:sz w:val="17"/>
-              </w:rPr>
-              <w:t>semantic view</w:t>
-            </w:r>
-            <w:r>
-              <w:rPr>
-                <w:b w:val="0"/>
-                <w:sz w:val="17"/>
-              </w:rPr>
-              <w:t xml:space="preserve"> — 44 relationships live there</w:t>
-            </w:r>
-          </w:p>
-        </w:tc>
-        <w:tc>
-          <w:tcPr>
-            <w:tcW w:type="dxa" w:w="3528"/>
           </w:tcPr>
           <w:p>
             <w:pPr>
